--- a/chapter1/Chapter_Ownership.docx
+++ b/chapter1/Chapter_Ownership.docx
@@ -913,6 +913,110 @@
       </w:pPr>
       <w:r>
         <w:t>committee; the same names in two ranks show a structure.</w:t>
+      </w:r>
+    </w:p>
+    <w:p>
+      <w:pPr>
+        <w:pStyle w:val="Heading2"/>
+      </w:pPr>
+      <w:r>
+        <w:t>An open item that outranks all of this: the Voltcar data</w:t>
+      </w:r>
+    </w:p>
+    <w:p>
+      <w:pPr>
+        <w:jc w:val="both"/>
+      </w:pPr>
+      <w:r>
+        <w:t>The Voltcar traction machine is the book's mobile running machine. It is specified in</w:t>
+      </w:r>
+    </w:p>
+    <w:p>
+      <w:pPr>
+        <w:jc w:val="both"/>
+      </w:pPr>
+      <w:r>
+        <w:t>Chapter 2, carried through Chapters 4 to 11, and assembled into a complete measured design</w:t>
+      </w:r>
+    </w:p>
+    <w:p>
+      <w:pPr>
+        <w:jc w:val="both"/>
+      </w:pPr>
+      <w:r>
+        <w:t>in §13.1. Nine chapters depend on it, and it is half of the two-paradigm structure that</w:t>
+      </w:r>
+    </w:p>
+    <w:p>
+      <w:pPr>
+        <w:jc w:val="both"/>
+      </w:pPr>
+      <w:r>
+        <w:t>organises the whole text.</w:t>
+      </w:r>
+    </w:p>
+    <w:p>
+      <w:pPr>
+        <w:jc w:val="both"/>
+      </w:pPr>
+      <w:r>
+        <w:t>Nobody has yet asked the project whether its results may be published in a book. Jenni</w:t>
+      </w:r>
+    </w:p>
+    <w:p>
+      <w:pPr>
+        <w:jc w:val="both"/>
+      </w:pPr>
+      <w:r>
+        <w:t>Pippuri-Mäkeläinen of VTT manages Voltcar, so she is the person who grants that or brokers</w:t>
+      </w:r>
+    </w:p>
+    <w:p>
+      <w:pPr>
+        <w:jc w:val="both"/>
+      </w:pPr>
+      <w:r>
+        <w:t>it with the consortium. This has to be settled whether or not she writes anything, and it</w:t>
+      </w:r>
+    </w:p>
+    <w:p>
+      <w:pPr>
+        <w:jc w:val="both"/>
+      </w:pPr>
+      <w:r>
+        <w:t>should be settled before the proposal goes to Wiley, because a late no would not cost a</w:t>
+      </w:r>
+    </w:p>
+    <w:p>
+      <w:pPr>
+        <w:jc w:val="both"/>
+      </w:pPr>
+      <w:r>
+        <w:t>section: it would cost the mobile half of the book.</w:t>
+      </w:r>
+    </w:p>
+    <w:p>
+      <w:pPr>
+        <w:jc w:val="both"/>
+      </w:pPr>
+      <w:r>
+        <w:t>It is the same class of risk as the compressor measurements, and larger, because the</w:t>
+      </w:r>
+    </w:p>
+    <w:p>
+      <w:pPr>
+        <w:jc w:val="both"/>
+      </w:pPr>
+      <w:r>
+        <w:t>compressor case is still unattached while Voltcar is already load-bearing. Ask early, and</w:t>
+      </w:r>
+    </w:p>
+    <w:p>
+      <w:pPr>
+        <w:jc w:val="both"/>
+      </w:pPr>
+      <w:r>
+        <w:t>ask what the consortium agreement says rather than only what she personally thinks.</w:t>
       </w:r>
     </w:p>
     <w:sectPr>

--- a/chapter1/Chapter_Ownership.docx
+++ b/chapter1/Chapter_Ownership.docx
@@ -1017,6 +1017,598 @@
       </w:pPr>
       <w:r>
         <w:t>ask what the consortium agreement says rather than only what she personally thinks.</w:t>
+      </w:r>
+    </w:p>
+    <w:p>
+      <w:pPr>
+        <w:pStyle w:val="Heading2"/>
+      </w:pPr>
+      <w:r>
+        <w:t>The other running machine is still unattached</w:t>
+      </w:r>
+    </w:p>
+    <w:p>
+      <w:pPr>
+        <w:jc w:val="both"/>
+      </w:pPr>
+      <w:r>
+        <w:t>The industrial running machine is described throughout as "a two-pole gearless compressor</w:t>
+      </w:r>
+    </w:p>
+    <w:p>
+      <w:pPr>
+        <w:jc w:val="both"/>
+      </w:pPr>
+      <w:r>
+        <w:t>drive" and has no confirmed source. Saari was the assumed one; he is taking a chapter</w:t>
+      </w:r>
+    </w:p>
+    <w:p>
+      <w:pPr>
+        <w:jc w:val="both"/>
+      </w:pPr>
+      <w:r>
+        <w:t>rather than the case study, and has in any event moved employer. Ikäheimo at ABB is a</w:t>
+      </w:r>
+    </w:p>
+    <w:p>
+      <w:pPr>
+        <w:jc w:val="both"/>
+      </w:pPr>
+      <w:r>
+        <w:t>candidate, and a machine documented in a published dissertation is another.</w:t>
+      </w:r>
+    </w:p>
+    <w:p>
+      <w:pPr>
+        <w:jc w:val="both"/>
+      </w:pPr>
+      <w:r>
+        <w:t>A published machine has one decisive advantage over an industrial one: **it is already</w:t>
+      </w:r>
+    </w:p>
+    <w:p>
+      <w:pPr>
+        <w:jc w:val="both"/>
+      </w:pPr>
+      <w:r>
+        <w:t>cleared.** No employer has to be asked, no consortium has to agree, and the figures can be</w:t>
+      </w:r>
+    </w:p>
+    <w:p>
+      <w:pPr>
+        <w:jc w:val="both"/>
+      </w:pPr>
+      <w:r>
+        <w:t>reproduced with a citation. Set against the compressor case, whose clearance is the largest</w:t>
+      </w:r>
+    </w:p>
+    <w:p>
+      <w:pPr>
+        <w:jc w:val="both"/>
+      </w:pPr>
+      <w:r>
+        <w:t>unresolved risk in the plan, that is worth a great deal.</w:t>
+      </w:r>
+    </w:p>
+    <w:p>
+      <w:pPr>
+        <w:jc w:val="both"/>
+      </w:pPr>
+      <w:r>
+        <w:t>What the industrial running machine has to carry, chapter by chapter, before it can be</w:t>
+      </w:r>
+    </w:p>
+    <w:p>
+      <w:pPr>
+        <w:jc w:val="both"/>
+      </w:pPr>
+      <w:r>
+        <w:t>adopted:</w:t>
+      </w:r>
+    </w:p>
+    <w:tbl>
+      <w:tblPr>
+        <w:tblStyle w:val="LightGrid-Accent1"/>
+        <w:tblW w:type="auto" w:w="0"/>
+        <w:jc w:val="center"/>
+        <w:tblLook w:firstColumn="1" w:firstRow="1" w:lastColumn="0" w:lastRow="0" w:noHBand="0" w:noVBand="1" w:val="04A0"/>
+      </w:tblPr>
+      <w:tblGrid>
+        <w:gridCol w:w="4320"/>
+        <w:gridCol w:w="4320"/>
+      </w:tblGrid>
+      <w:tr>
+        <w:tc>
+          <w:tcPr>
+            <w:tcW w:type="dxa" w:w="4320"/>
+          </w:tcPr>
+          <w:p>
+            <w:r>
+              <w:rPr>
+                <w:b/>
+                <w:sz w:val="19"/>
+              </w:rPr>
+            </w:r>
+            <w:r>
+              <w:rPr>
+                <w:b/>
+                <w:sz w:val="19"/>
+              </w:rPr>
+              <w:t>Chapter</w:t>
+            </w:r>
+          </w:p>
+        </w:tc>
+        <w:tc>
+          <w:tcPr>
+            <w:tcW w:type="dxa" w:w="4320"/>
+          </w:tcPr>
+          <w:p>
+            <w:r>
+              <w:rPr>
+                <w:b/>
+                <w:sz w:val="19"/>
+              </w:rPr>
+            </w:r>
+            <w:r>
+              <w:rPr>
+                <w:b/>
+                <w:sz w:val="19"/>
+              </w:rPr>
+              <w:t>What it must supply</w:t>
+            </w:r>
+          </w:p>
+        </w:tc>
+      </w:tr>
+      <w:tr>
+        <w:tc>
+          <w:tcPr>
+            <w:tcW w:type="dxa" w:w="4320"/>
+          </w:tcPr>
+          <w:p>
+            <w:r>
+              <w:rPr>
+                <w:sz w:val="19"/>
+              </w:rPr>
+            </w:r>
+            <w:r>
+              <w:rPr>
+                <w:sz w:val="19"/>
+              </w:rPr>
+              <w:t>2</w:t>
+            </w:r>
+          </w:p>
+        </w:tc>
+        <w:tc>
+          <w:tcPr>
+            <w:tcW w:type="dxa" w:w="4320"/>
+          </w:tcPr>
+          <w:p>
+            <w:r>
+              <w:rPr>
+                <w:sz w:val="19"/>
+              </w:rPr>
+            </w:r>
+            <w:r>
+              <w:rPr>
+                <w:sz w:val="19"/>
+              </w:rPr>
+              <w:t>A genuine industrial application, judged on availability and total cost of ownership, not a laboratory demonstrator</w:t>
+            </w:r>
+          </w:p>
+        </w:tc>
+      </w:tr>
+      <w:tr>
+        <w:tc>
+          <w:tcPr>
+            <w:tcW w:type="dxa" w:w="4320"/>
+          </w:tcPr>
+          <w:p>
+            <w:r>
+              <w:rPr>
+                <w:sz w:val="19"/>
+              </w:rPr>
+            </w:r>
+            <w:r>
+              <w:rPr>
+                <w:sz w:val="19"/>
+              </w:rPr>
+              <w:t>4</w:t>
+            </w:r>
+          </w:p>
+        </w:tc>
+        <w:tc>
+          <w:tcPr>
+            <w:tcW w:type="dxa" w:w="4320"/>
+          </w:tcPr>
+          <w:p>
+            <w:r>
+              <w:rPr>
+                <w:sz w:val="19"/>
+              </w:rPr>
+            </w:r>
+            <w:r>
+              <w:rPr>
+                <w:sz w:val="19"/>
+              </w:rPr>
+              <w:t>Rotor retention: sleeve or bridge design, interference fits, overspeed margin</w:t>
+            </w:r>
+          </w:p>
+        </w:tc>
+      </w:tr>
+      <w:tr>
+        <w:tc>
+          <w:tcPr>
+            <w:tcW w:type="dxa" w:w="4320"/>
+          </w:tcPr>
+          <w:p>
+            <w:r>
+              <w:rPr>
+                <w:sz w:val="19"/>
+              </w:rPr>
+            </w:r>
+            <w:r>
+              <w:rPr>
+                <w:sz w:val="19"/>
+              </w:rPr>
+              <w:t>5</w:t>
+            </w:r>
+          </w:p>
+        </w:tc>
+        <w:tc>
+          <w:tcPr>
+            <w:tcW w:type="dxa" w:w="4320"/>
+          </w:tcPr>
+          <w:p>
+            <w:r>
+              <w:rPr>
+                <w:sz w:val="19"/>
+              </w:rPr>
+            </w:r>
+            <w:r>
+              <w:rPr>
+                <w:sz w:val="19"/>
+              </w:rPr>
+              <w:t>Rotordynamics: bearing span, critical speeds, mode shapes, sub- or supercritical operation</w:t>
+            </w:r>
+          </w:p>
+        </w:tc>
+      </w:tr>
+      <w:tr>
+        <w:tc>
+          <w:tcPr>
+            <w:tcW w:type="dxa" w:w="4320"/>
+          </w:tcPr>
+          <w:p>
+            <w:r>
+              <w:rPr>
+                <w:sz w:val="19"/>
+              </w:rPr>
+            </w:r>
+            <w:r>
+              <w:rPr>
+                <w:sz w:val="19"/>
+              </w:rPr>
+              <w:t>6</w:t>
+            </w:r>
+          </w:p>
+        </w:tc>
+        <w:tc>
+          <w:tcPr>
+            <w:tcW w:type="dxa" w:w="4320"/>
+          </w:tcPr>
+          <w:p>
+            <w:r>
+              <w:rPr>
+                <w:sz w:val="19"/>
+              </w:rPr>
+            </w:r>
+            <w:r>
+              <w:rPr>
+                <w:sz w:val="19"/>
+              </w:rPr>
+              <w:t>Bearing type, lubrication arrangement, and ideally life or service experience</w:t>
+            </w:r>
+          </w:p>
+        </w:tc>
+      </w:tr>
+      <w:tr>
+        <w:tc>
+          <w:tcPr>
+            <w:tcW w:type="dxa" w:w="4320"/>
+          </w:tcPr>
+          <w:p>
+            <w:r>
+              <w:rPr>
+                <w:sz w:val="19"/>
+              </w:rPr>
+            </w:r>
+            <w:r>
+              <w:rPr>
+                <w:sz w:val="19"/>
+              </w:rPr>
+              <w:t>7</w:t>
+            </w:r>
+          </w:p>
+        </w:tc>
+        <w:tc>
+          <w:tcPr>
+            <w:tcW w:type="dxa" w:w="4320"/>
+          </w:tcPr>
+          <w:p>
+            <w:r>
+              <w:rPr>
+                <w:sz w:val="19"/>
+              </w:rPr>
+            </w:r>
+            <w:r>
+              <w:rPr>
+                <w:sz w:val="19"/>
+              </w:rPr>
+              <w:t>Complete electromagnetic dimensions, enough to re-run the sizing procedure</w:t>
+            </w:r>
+          </w:p>
+        </w:tc>
+      </w:tr>
+      <w:tr>
+        <w:tc>
+          <w:tcPr>
+            <w:tcW w:type="dxa" w:w="4320"/>
+          </w:tcPr>
+          <w:p>
+            <w:r>
+              <w:rPr>
+                <w:sz w:val="19"/>
+              </w:rPr>
+            </w:r>
+            <w:r>
+              <w:rPr>
+                <w:sz w:val="19"/>
+              </w:rPr>
+              <w:t>8</w:t>
+            </w:r>
+          </w:p>
+        </w:tc>
+        <w:tc>
+          <w:tcPr>
+            <w:tcW w:type="dxa" w:w="4320"/>
+          </w:tcPr>
+          <w:p>
+            <w:r>
+              <w:rPr>
+                <w:sz w:val="19"/>
+              </w:rPr>
+            </w:r>
+            <w:r>
+              <w:rPr>
+                <w:sz w:val="19"/>
+              </w:rPr>
+              <w:t>Conductor and winding design</w:t>
+            </w:r>
+          </w:p>
+        </w:tc>
+      </w:tr>
+      <w:tr>
+        <w:tc>
+          <w:tcPr>
+            <w:tcW w:type="dxa" w:w="4320"/>
+          </w:tcPr>
+          <w:p>
+            <w:r>
+              <w:rPr>
+                <w:sz w:val="19"/>
+              </w:rPr>
+            </w:r>
+            <w:r>
+              <w:rPr>
+                <w:sz w:val="19"/>
+              </w:rPr>
+              <w:t>9</w:t>
+            </w:r>
+          </w:p>
+        </w:tc>
+        <w:tc>
+          <w:tcPr>
+            <w:tcW w:type="dxa" w:w="4320"/>
+          </w:tcPr>
+          <w:p>
+            <w:r>
+              <w:rPr>
+                <w:sz w:val="19"/>
+              </w:rPr>
+            </w:r>
+            <w:r>
+              <w:rPr>
+                <w:sz w:val="19"/>
+              </w:rPr>
+              <w:t>Measured losses, segregated</w:t>
+            </w:r>
+          </w:p>
+        </w:tc>
+      </w:tr>
+      <w:tr>
+        <w:tc>
+          <w:tcPr>
+            <w:tcW w:type="dxa" w:w="4320"/>
+          </w:tcPr>
+          <w:p>
+            <w:r>
+              <w:rPr>
+                <w:sz w:val="19"/>
+              </w:rPr>
+            </w:r>
+            <w:r>
+              <w:rPr>
+                <w:sz w:val="19"/>
+              </w:rPr>
+              <w:t>10</w:t>
+            </w:r>
+          </w:p>
+        </w:tc>
+        <w:tc>
+          <w:tcPr>
+            <w:tcW w:type="dxa" w:w="4320"/>
+          </w:tcPr>
+          <w:p>
+            <w:r>
+              <w:rPr>
+                <w:sz w:val="19"/>
+              </w:rPr>
+            </w:r>
+            <w:r>
+              <w:rPr>
+                <w:sz w:val="19"/>
+              </w:rPr>
+              <w:t>Cooling arrangement and measured temperatures</w:t>
+            </w:r>
+          </w:p>
+        </w:tc>
+      </w:tr>
+      <w:tr>
+        <w:tc>
+          <w:tcPr>
+            <w:tcW w:type="dxa" w:w="4320"/>
+          </w:tcPr>
+          <w:p>
+            <w:r>
+              <w:rPr>
+                <w:sz w:val="19"/>
+              </w:rPr>
+            </w:r>
+            <w:r>
+              <w:rPr>
+                <w:sz w:val="19"/>
+              </w:rPr>
+              <w:t>11</w:t>
+            </w:r>
+          </w:p>
+        </w:tc>
+        <w:tc>
+          <w:tcPr>
+            <w:tcW w:type="dxa" w:w="4320"/>
+          </w:tcPr>
+          <w:p>
+            <w:r>
+              <w:rPr>
+                <w:sz w:val="19"/>
+              </w:rPr>
+            </w:r>
+            <w:r>
+              <w:rPr>
+                <w:sz w:val="19"/>
+              </w:rPr>
+              <w:t>The converter it runs on: device family, switching frequency, resulting pulse ratio</w:t>
+            </w:r>
+          </w:p>
+        </w:tc>
+      </w:tr>
+      <w:tr>
+        <w:tc>
+          <w:tcPr>
+            <w:tcW w:type="dxa" w:w="4320"/>
+          </w:tcPr>
+          <w:p>
+            <w:r>
+              <w:rPr>
+                <w:sz w:val="19"/>
+              </w:rPr>
+            </w:r>
+            <w:r>
+              <w:rPr>
+                <w:sz w:val="19"/>
+              </w:rPr>
+              <w:t>12</w:t>
+            </w:r>
+          </w:p>
+        </w:tc>
+        <w:tc>
+          <w:tcPr>
+            <w:tcW w:type="dxa" w:w="4320"/>
+          </w:tcPr>
+          <w:p>
+            <w:r>
+              <w:rPr>
+                <w:sz w:val="19"/>
+              </w:rPr>
+            </w:r>
+            <w:r>
+              <w:rPr>
+                <w:sz w:val="19"/>
+              </w:rPr>
+              <w:t>Assembled design, measured performance, and ideally qualification against standards</w:t>
+            </w:r>
+          </w:p>
+        </w:tc>
+      </w:tr>
+    </w:tbl>
+    <w:p>
+      <w:pPr>
+        <w:spacing w:after="120"/>
+      </w:pPr>
+    </w:p>
+    <w:p>
+      <w:pPr>
+        <w:jc w:val="both"/>
+      </w:pPr>
+      <w:r>
+        <w:t xml:space="preserve">Two further tests. It should be </w:t>
+      </w:r>
+      <w:r>
+        <w:rPr>
+          <w:b/>
+        </w:rPr>
+        <w:t>recent enough</w:t>
+      </w:r>
+      <w:r>
+        <w:t xml:space="preserve"> that a reviewer does not read the book as</w:t>
+      </w:r>
+    </w:p>
+    <w:p>
+      <w:pPr>
+        <w:jc w:val="both"/>
+      </w:pPr>
+      <w:r>
+        <w:t>retrospective, since the editor asked for updated applications. And it should sit clearly</w:t>
+      </w:r>
+    </w:p>
+    <w:p>
+      <w:pPr>
+        <w:jc w:val="both"/>
+      </w:pPr>
+      <w:r>
+        <w:t>in the industrial paradigm, so that the contrast with the mobile machine carries the weight</w:t>
+      </w:r>
+    </w:p>
+    <w:p>
+      <w:pPr>
+        <w:jc w:val="both"/>
+      </w:pPr>
+      <w:r>
+        <w:t>the book puts on it.</w:t>
+      </w:r>
+    </w:p>
+    <w:p>
+      <w:pPr>
+        <w:jc w:val="both"/>
+      </w:pPr>
+      <w:r>
+        <w:t>A doctoral dissertation is an unusually good source for this, because it normally documents</w:t>
+      </w:r>
+    </w:p>
+    <w:p>
+      <w:pPr>
+        <w:jc w:val="both"/>
+      </w:pPr>
+      <w:r>
+        <w:t>mechanical, electromagnetic, thermal and drive aspects of one machine in a single place,</w:t>
+      </w:r>
+    </w:p>
+    <w:p>
+      <w:pPr>
+        <w:jc w:val="both"/>
+      </w:pPr>
+      <w:r>
+        <w:t>which is exactly what a running machine needs and what a journal paper never provides.</w:t>
       </w:r>
     </w:p>
     <w:sectPr>

--- a/chapter1/Chapter_Ownership.docx
+++ b/chapter1/Chapter_Ownership.docx
@@ -1611,6 +1611,851 @@
         <w:t>which is exactly what a running machine needs and what a journal paper never provides.</w:t>
       </w:r>
     </w:p>
+    <w:p>
+      <w:pPr>
+        <w:pStyle w:val="Heading2"/>
+      </w:pPr>
+      <w:r>
+        <w:t>Assessed: the 2 MW solid-rotor machine of Chong Di's dissertation</w:t>
+      </w:r>
+    </w:p>
+    <w:p>
+      <w:pPr>
+        <w:jc w:val="both"/>
+      </w:pPr>
+      <w:r>
+        <w:rPr>
+          <w:i/>
+        </w:rPr>
+        <w:t>Modeling and Analysis of a High-Speed Solid-Rotor Induction Machine</w:t>
+      </w:r>
+      <w:r>
+        <w:t>, Chong Di, Acta</w:t>
+      </w:r>
+    </w:p>
+    <w:p>
+      <w:pPr>
+        <w:jc w:val="both"/>
+      </w:pPr>
+      <w:r>
+        <w:t>Universitatis Lappeenrantaensis 902, LUT, 2020. Supervised by Juha Pyrhönen and Ilya</w:t>
+      </w:r>
+    </w:p>
+    <w:p>
+      <w:pPr>
+        <w:jc w:val="both"/>
+      </w:pPr>
+      <w:r>
+        <w:t>Petrov. 153 pages, article-based.</w:t>
+      </w:r>
+    </w:p>
+    <w:tbl>
+      <w:tblPr>
+        <w:tblStyle w:val="LightGrid-Accent1"/>
+        <w:tblW w:type="auto" w:w="0"/>
+        <w:jc w:val="center"/>
+        <w:tblLook w:firstColumn="1" w:firstRow="1" w:lastColumn="0" w:lastRow="0" w:noHBand="0" w:noVBand="1" w:val="04A0"/>
+      </w:tblPr>
+      <w:tblGrid>
+        <w:gridCol w:w="4320"/>
+        <w:gridCol w:w="4320"/>
+      </w:tblGrid>
+      <w:tr>
+        <w:tc>
+          <w:tcPr>
+            <w:tcW w:type="dxa" w:w="4320"/>
+          </w:tcPr>
+          <w:p>
+            <w:r>
+              <w:rPr>
+                <w:b/>
+                <w:sz w:val="19"/>
+              </w:rPr>
+            </w:r>
+          </w:p>
+        </w:tc>
+        <w:tc>
+          <w:tcPr>
+            <w:tcW w:type="dxa" w:w="4320"/>
+          </w:tcPr>
+          <w:p>
+            <w:r>
+              <w:rPr>
+                <w:b/>
+                <w:sz w:val="19"/>
+              </w:rPr>
+            </w:r>
+          </w:p>
+        </w:tc>
+      </w:tr>
+      <w:tr>
+        <w:tc>
+          <w:tcPr>
+            <w:tcW w:type="dxa" w:w="4320"/>
+          </w:tcPr>
+          <w:p>
+            <w:r>
+              <w:rPr>
+                <w:sz w:val="19"/>
+              </w:rPr>
+            </w:r>
+            <w:r>
+              <w:rPr>
+                <w:sz w:val="19"/>
+              </w:rPr>
+              <w:t>Rated power</w:t>
+            </w:r>
+          </w:p>
+        </w:tc>
+        <w:tc>
+          <w:tcPr>
+            <w:tcW w:type="dxa" w:w="4320"/>
+          </w:tcPr>
+          <w:p>
+            <w:r>
+              <w:rPr>
+                <w:sz w:val="19"/>
+              </w:rPr>
+            </w:r>
+            <w:r>
+              <w:rPr>
+                <w:sz w:val="19"/>
+              </w:rPr>
+              <w:t>2 000 kW</w:t>
+            </w:r>
+          </w:p>
+        </w:tc>
+      </w:tr>
+      <w:tr>
+        <w:tc>
+          <w:tcPr>
+            <w:tcW w:type="dxa" w:w="4320"/>
+          </w:tcPr>
+          <w:p>
+            <w:r>
+              <w:rPr>
+                <w:sz w:val="19"/>
+              </w:rPr>
+            </w:r>
+            <w:r>
+              <w:rPr>
+                <w:sz w:val="19"/>
+              </w:rPr>
+              <w:t>Synchronous speed</w:t>
+            </w:r>
+          </w:p>
+        </w:tc>
+        <w:tc>
+          <w:tcPr>
+            <w:tcW w:type="dxa" w:w="4320"/>
+          </w:tcPr>
+          <w:p>
+            <w:r>
+              <w:rPr>
+                <w:sz w:val="19"/>
+              </w:rPr>
+            </w:r>
+            <w:r>
+              <w:rPr>
+                <w:sz w:val="19"/>
+              </w:rPr>
+              <w:t>12 000 r/min, 200 Hz, one pole pair</w:t>
+            </w:r>
+          </w:p>
+        </w:tc>
+      </w:tr>
+      <w:tr>
+        <w:tc>
+          <w:tcPr>
+            <w:tcW w:type="dxa" w:w="4320"/>
+          </w:tcPr>
+          <w:p>
+            <w:r>
+              <w:rPr>
+                <w:sz w:val="19"/>
+              </w:rPr>
+            </w:r>
+            <w:r>
+              <w:rPr>
+                <w:sz w:val="19"/>
+              </w:rPr>
+              <w:t>Rated voltage, current</w:t>
+            </w:r>
+          </w:p>
+        </w:tc>
+        <w:tc>
+          <w:tcPr>
+            <w:tcW w:type="dxa" w:w="4320"/>
+          </w:tcPr>
+          <w:p>
+            <w:r>
+              <w:rPr>
+                <w:sz w:val="19"/>
+              </w:rPr>
+            </w:r>
+            <w:r>
+              <w:rPr>
+                <w:sz w:val="19"/>
+              </w:rPr>
+              <w:t>660 V, 2 100 A rms, delta, two parallel branches</w:t>
+            </w:r>
+          </w:p>
+        </w:tc>
+      </w:tr>
+      <w:tr>
+        <w:tc>
+          <w:tcPr>
+            <w:tcW w:type="dxa" w:w="4320"/>
+          </w:tcPr>
+          <w:p>
+            <w:r>
+              <w:rPr>
+                <w:sz w:val="19"/>
+              </w:rPr>
+            </w:r>
+            <w:r>
+              <w:rPr>
+                <w:sz w:val="19"/>
+              </w:rPr>
+              <w:t>Rated torque</w:t>
+            </w:r>
+          </w:p>
+        </w:tc>
+        <w:tc>
+          <w:tcPr>
+            <w:tcW w:type="dxa" w:w="4320"/>
+          </w:tcPr>
+          <w:p>
+            <w:r>
+              <w:rPr>
+                <w:sz w:val="19"/>
+              </w:rPr>
+            </w:r>
+            <w:r>
+              <w:rPr>
+                <w:sz w:val="19"/>
+              </w:rPr>
+              <w:t>1 600 Nm; power factor 0.7; estimated efficiency 96 %</w:t>
+            </w:r>
+          </w:p>
+        </w:tc>
+      </w:tr>
+      <w:tr>
+        <w:tc>
+          <w:tcPr>
+            <w:tcW w:type="dxa" w:w="4320"/>
+          </w:tcPr>
+          <w:p>
+            <w:r>
+              <w:rPr>
+                <w:sz w:val="19"/>
+              </w:rPr>
+            </w:r>
+            <w:r>
+              <w:rPr>
+                <w:sz w:val="19"/>
+              </w:rPr>
+              <w:t>Rotor</w:t>
+            </w:r>
+          </w:p>
+        </w:tc>
+        <w:tc>
+          <w:tcPr>
+            <w:tcW w:type="dxa" w:w="4320"/>
+          </w:tcPr>
+          <w:p>
+            <w:r>
+              <w:rPr>
+                <w:sz w:val="19"/>
+              </w:rPr>
+            </w:r>
+            <w:r>
+              <w:rPr>
+                <w:sz w:val="19"/>
+              </w:rPr>
+              <w:t>solid S355, outer diameter 266 mm, 44 slits 4 mm wide and 50 mm deep</w:t>
+            </w:r>
+          </w:p>
+        </w:tc>
+      </w:tr>
+      <w:tr>
+        <w:tc>
+          <w:tcPr>
+            <w:tcW w:type="dxa" w:w="4320"/>
+          </w:tcPr>
+          <w:p>
+            <w:r>
+              <w:rPr>
+                <w:sz w:val="19"/>
+              </w:rPr>
+            </w:r>
+            <w:r>
+              <w:rPr>
+                <w:sz w:val="19"/>
+              </w:rPr>
+              <w:t>Stator</w:t>
+            </w:r>
+          </w:p>
+        </w:tc>
+        <w:tc>
+          <w:tcPr>
+            <w:tcW w:type="dxa" w:w="4320"/>
+          </w:tcPr>
+          <w:p>
+            <w:r>
+              <w:rPr>
+                <w:sz w:val="19"/>
+              </w:rPr>
+            </w:r>
+            <w:r>
+              <w:rPr>
+                <w:sz w:val="19"/>
+              </w:rPr>
+              <w:t>inner 280 mm, outer 700 mm, active length 538 mm, 36 slots, M270-35</w:t>
+            </w:r>
+          </w:p>
+        </w:tc>
+      </w:tr>
+      <w:tr>
+        <w:tc>
+          <w:tcPr>
+            <w:tcW w:type="dxa" w:w="4320"/>
+          </w:tcPr>
+          <w:p>
+            <w:r>
+              <w:rPr>
+                <w:sz w:val="19"/>
+              </w:rPr>
+            </w:r>
+            <w:r>
+              <w:rPr>
+                <w:sz w:val="19"/>
+              </w:rPr>
+              <w:t>Support</w:t>
+            </w:r>
+          </w:p>
+        </w:tc>
+        <w:tc>
+          <w:tcPr>
+            <w:tcW w:type="dxa" w:w="4320"/>
+          </w:tcPr>
+          <w:p>
+            <w:r>
+              <w:rPr>
+                <w:sz w:val="19"/>
+              </w:rPr>
+            </w:r>
+            <w:r>
+              <w:rPr>
+                <w:sz w:val="19"/>
+              </w:rPr>
+              <w:t>active magnetic bearings</w:t>
+            </w:r>
+          </w:p>
+        </w:tc>
+      </w:tr>
+      <w:tr>
+        <w:tc>
+          <w:tcPr>
+            <w:tcW w:type="dxa" w:w="4320"/>
+          </w:tcPr>
+          <w:p>
+            <w:r>
+              <w:rPr>
+                <w:sz w:val="19"/>
+              </w:rPr>
+            </w:r>
+            <w:r>
+              <w:rPr>
+                <w:sz w:val="19"/>
+              </w:rPr>
+              <w:t>Cooling</w:t>
+            </w:r>
+          </w:p>
+        </w:tc>
+        <w:tc>
+          <w:tcPr>
+            <w:tcW w:type="dxa" w:w="4320"/>
+          </w:tcPr>
+          <w:p>
+            <w:r>
+              <w:rPr>
+                <w:sz w:val="19"/>
+              </w:rPr>
+            </w:r>
+            <w:r>
+              <w:rPr>
+                <w:sz w:val="19"/>
+              </w:rPr>
+              <w:t>direct liquid cooling, prefabricated coils</w:t>
+            </w:r>
+          </w:p>
+        </w:tc>
+      </w:tr>
+      <w:tr>
+        <w:tc>
+          <w:tcPr>
+            <w:tcW w:type="dxa" w:w="4320"/>
+          </w:tcPr>
+          <w:p>
+            <w:r>
+              <w:rPr>
+                <w:sz w:val="19"/>
+              </w:rPr>
+            </w:r>
+            <w:r>
+              <w:rPr>
+                <w:sz w:val="19"/>
+              </w:rPr>
+              <w:t>Tip speed</w:t>
+            </w:r>
+          </w:p>
+        </w:tc>
+        <w:tc>
+          <w:tcPr>
+            <w:tcW w:type="dxa" w:w="4320"/>
+          </w:tcPr>
+          <w:p>
+            <w:r>
+              <w:rPr>
+                <w:sz w:val="19"/>
+              </w:rPr>
+            </w:r>
+            <w:r>
+              <w:rPr>
+                <w:b/>
+                <w:sz w:val="19"/>
+              </w:rPr>
+              <w:t>167 m/s</w:t>
+            </w:r>
+          </w:p>
+        </w:tc>
+      </w:tr>
+      <w:tr>
+        <w:tc>
+          <w:tcPr>
+            <w:tcW w:type="dxa" w:w="4320"/>
+          </w:tcPr>
+          <w:p>
+            <w:r>
+              <w:rPr>
+                <w:sz w:val="19"/>
+              </w:rPr>
+            </w:r>
+            <w:r>
+              <w:rPr>
+                <w:sz w:val="19"/>
+              </w:rPr>
+              <w:t>fP</w:t>
+            </w:r>
+          </w:p>
+        </w:tc>
+        <w:tc>
+          <w:tcPr>
+            <w:tcW w:type="dxa" w:w="4320"/>
+          </w:tcPr>
+          <w:p>
+            <w:r>
+              <w:rPr>
+                <w:sz w:val="19"/>
+              </w:rPr>
+            </w:r>
+            <w:r>
+              <w:rPr>
+                <w:b/>
+                <w:sz w:val="19"/>
+              </w:rPr>
+              <w:t>400 000 kW/s, 2.2 times the threshold of §1.1.1</w:t>
+            </w:r>
+          </w:p>
+        </w:tc>
+      </w:tr>
+      <w:tr>
+        <w:tc>
+          <w:tcPr>
+            <w:tcW w:type="dxa" w:w="4320"/>
+          </w:tcPr>
+          <w:p>
+            <w:r>
+              <w:rPr>
+                <w:sz w:val="19"/>
+              </w:rPr>
+            </w:r>
+            <w:r>
+              <w:rPr>
+                <w:sz w:val="19"/>
+              </w:rPr>
+              <w:t>l/D</w:t>
+            </w:r>
+          </w:p>
+        </w:tc>
+        <w:tc>
+          <w:tcPr>
+            <w:tcW w:type="dxa" w:w="4320"/>
+          </w:tcPr>
+          <w:p>
+            <w:r>
+              <w:rPr>
+                <w:sz w:val="19"/>
+              </w:rPr>
+            </w:r>
+            <w:r>
+              <w:rPr>
+                <w:sz w:val="19"/>
+              </w:rPr>
+              <w:t>1.92</w:t>
+            </w:r>
+          </w:p>
+        </w:tc>
+      </w:tr>
+    </w:tbl>
+    <w:p>
+      <w:pPr>
+        <w:spacing w:after="120"/>
+      </w:pPr>
+    </w:p>
+    <w:p>
+      <w:pPr>
+        <w:jc w:val="both"/>
+      </w:pPr>
+      <w:r>
+        <w:rPr>
+          <w:b/>
+        </w:rPr>
+        <w:t>It fits the industrial paradigm almost exactly.</w:t>
+      </w:r>
+      <w:r>
+        <w:t xml:space="preserve"> Two poles, as the plan already assumes.</w:t>
+      </w:r>
+    </w:p>
+    <w:p>
+      <w:pPr>
+        <w:jc w:val="both"/>
+      </w:pPr>
+      <w:r>
+        <w:t>A solid-rotor induction machine, which Chapter 3 calls the industrial workhorse and which</w:t>
+      </w:r>
+    </w:p>
+    <w:p>
+      <w:pPr>
+        <w:jc w:val="both"/>
+      </w:pPr>
+      <w:r>
+        <w:t>Ikäheimo is writing §3.2 and §3.3 about, so the running machine and the topology chapter</w:t>
+      </w:r>
+    </w:p>
+    <w:p>
+      <w:pPr>
+        <w:jc w:val="both"/>
+      </w:pPr>
+      <w:r>
+        <w:t>would reinforce each other. Two megawatts is industrial scale, not a demonstrator. At 200 Hz</w:t>
+      </w:r>
+    </w:p>
+    <w:p>
+      <w:pPr>
+        <w:jc w:val="both"/>
+      </w:pPr>
+      <w:r>
+        <w:t>it sits precisely in the region Figure 1.9 marks as the low-pole industrial topology</w:t>
+      </w:r>
+    </w:p>
+    <w:p>
+      <w:pPr>
+        <w:jc w:val="both"/>
+      </w:pPr>
+      <w:r>
+        <w:t>reachable with silicon converters, so it demonstrates the industrial branch of the</w:t>
+      </w:r>
+    </w:p>
+    <w:p>
+      <w:pPr>
+        <w:jc w:val="both"/>
+      </w:pPr>
+      <w:r>
+        <w:t>gatekeeper argument rather than contradicting it. And 167 m/s is above the hundred metres a</w:t>
+      </w:r>
+    </w:p>
+    <w:p>
+      <w:pPr>
+        <w:jc w:val="both"/>
+      </w:pPr>
+      <w:r>
+        <w:t>second at which the air gap stops being passive, so the windage material has something to</w:t>
+      </w:r>
+    </w:p>
+    <w:p>
+      <w:pPr>
+        <w:jc w:val="both"/>
+      </w:pPr>
+      <w:r>
+        <w:t>bite on.</w:t>
+      </w:r>
+    </w:p>
+    <w:p>
+      <w:pPr>
+        <w:jc w:val="both"/>
+      </w:pPr>
+      <w:r>
+        <w:rPr>
+          <w:b/>
+        </w:rPr>
+        <w:t>It feeds the chapters unusually well.</w:t>
+      </w:r>
+      <w:r>
+        <w:t xml:space="preserve"> Active magnetic bearings, including</w:t>
+      </w:r>
+    </w:p>
+    <w:p>
+      <w:pPr>
+        <w:jc w:val="both"/>
+      </w:pPr>
+      <w:r>
+        <w:t>unbalanced-magnetic-pull compensation, for §6.5. Direct liquid cooling for Chapter 10, which</w:t>
+      </w:r>
+    </w:p>
+    <w:p>
+      <w:pPr>
+        <w:jc w:val="both"/>
+      </w:pPr>
+      <w:r>
+        <w:t>is Wrobel's own specialism. Semimagnetic wedges as a slot-geometry decision for Chapter 7.</w:t>
+      </w:r>
+    </w:p>
+    <w:p>
+      <w:pPr>
+        <w:jc w:val="both"/>
+      </w:pPr>
+      <w:r>
+        <w:t>An asymmetric winding with prefabricated coils and current-unbalance suppression for</w:t>
+      </w:r>
+    </w:p>
+    <w:p>
+      <w:pPr>
+        <w:jc w:val="both"/>
+      </w:pPr>
+      <w:r>
+        <w:t>Chapter 8. Solid-rotor eddy-current harmonic loss modelling, the dissertation's central</w:t>
+      </w:r>
+    </w:p>
+    <w:p>
+      <w:pPr>
+        <w:jc w:val="both"/>
+      </w:pPr>
+      <w:r>
+        <w:t>contribution, for §9.5 to §9.7. It also contrasts with the Voltcar machine in the right way:</w:t>
+      </w:r>
+    </w:p>
+    <w:p>
+      <w:pPr>
+        <w:jc w:val="both"/>
+      </w:pPr>
+      <w:r>
+        <w:t>solid steel and slits against magnets and a sleeve, which makes the industrial-versus-mobile</w:t>
+      </w:r>
+    </w:p>
+    <w:p>
+      <w:pPr>
+        <w:jc w:val="both"/>
+      </w:pPr>
+      <w:r>
+        <w:t>comparison in every design chapter a real comparison rather than a rhetorical one.</w:t>
+      </w:r>
+    </w:p>
+    <w:p>
+      <w:pPr>
+        <w:jc w:val="both"/>
+      </w:pPr>
+      <w:r>
+        <w:rPr>
+          <w:b/>
+        </w:rPr>
+        <w:t>Clearance is not an issue.</w:t>
+      </w:r>
+      <w:r>
+        <w:t xml:space="preserve"> It is published, it is LUT, and two of the three authors</w:t>
+      </w:r>
+    </w:p>
+    <w:p>
+      <w:pPr>
+        <w:jc w:val="both"/>
+      </w:pPr>
+      <w:r>
+        <w:t>supervised it. Nobody has to be asked.</w:t>
+      </w:r>
+    </w:p>
+    <w:p>
+      <w:pPr>
+        <w:jc w:val="both"/>
+      </w:pPr>
+      <w:r>
+        <w:rPr>
+          <w:b/>
+        </w:rPr>
+        <w:t>The one problem: no measured machine performance.</w:t>
+      </w:r>
+      <w:r>
+        <w:t xml:space="preserve"> The measurements in the dissertation</w:t>
+      </w:r>
+    </w:p>
+    <w:p>
+      <w:pPr>
+        <w:jc w:val="both"/>
+      </w:pPr>
+      <w:r>
+        <w:t>are material-level, core-loss curves fitted to Bertotti at 100, 200 and 400 Hz. The</w:t>
+      </w:r>
+    </w:p>
+    <w:p>
+      <w:pPr>
+        <w:jc w:val="both"/>
+      </w:pPr>
+      <w:r>
+        <w:t>validation of the machine itself is by finite-element analysis. The text discusses rotor</w:t>
+      </w:r>
+    </w:p>
+    <w:p>
+      <w:pPr>
+        <w:jc w:val="both"/>
+      </w:pPr>
+      <w:r>
+        <w:t>construction options for "the first prototype", which reads as a design that had not yet</w:t>
+      </w:r>
+    </w:p>
+    <w:p>
+      <w:pPr>
+        <w:jc w:val="both"/>
+      </w:pPr>
+      <w:r>
+        <w:t>been built when the dissertation was written.</w:t>
+      </w:r>
+    </w:p>
+    <w:p>
+      <w:pPr>
+        <w:jc w:val="both"/>
+      </w:pPr>
+      <w:r>
+        <w:t>That matters because §12.1 promises the industrial machine carried *from specification to</w:t>
+      </w:r>
+    </w:p>
+    <w:p>
+      <w:pPr>
+        <w:jc w:val="both"/>
+      </w:pPr>
+      <w:r>
+        <w:t>measured performance*, and Chapter 12 is one of the two places where the book claims</w:t>
+      </w:r>
+    </w:p>
+    <w:p>
+      <w:pPr>
+        <w:jc w:val="both"/>
+      </w:pPr>
+      <w:r>
+        <w:t>measured case data.</w:t>
+      </w:r>
+    </w:p>
+    <w:p>
+      <w:pPr>
+        <w:jc w:val="both"/>
+      </w:pPr>
+      <w:r>
+        <w:rPr>
+          <w:b/>
+        </w:rPr>
+        <w:t>The question for Juha and Ilya, which only they can answer:</w:t>
+      </w:r>
+      <w:r>
+        <w:t xml:space="preserve"> was this machine built, and</w:t>
+      </w:r>
+    </w:p>
+    <w:p>
+      <w:pPr>
+        <w:jc w:val="both"/>
+      </w:pPr>
+      <w:r>
+        <w:t>are test results available, whether in later work, at a partner, or unpublished? If yes,</w:t>
+      </w:r>
+    </w:p>
+    <w:p>
+      <w:pPr>
+        <w:jc w:val="both"/>
+      </w:pPr>
+      <w:r>
+        <w:t>adopt it. If no, there are two options, and the first is better:</w:t>
+      </w:r>
+    </w:p>
+    <w:p>
+      <w:pPr>
+        <w:jc w:val="both"/>
+      </w:pPr>
+      <w:r>
+        <w:t>1. Use it as the industrial running machine through Chapters 2 to 11, where its design is</w:t>
+      </w:r>
+    </w:p>
+    <w:p>
+      <w:pPr>
+        <w:jc w:val="both"/>
+      </w:pPr>
+      <w:r>
+        <w:t>fully documented, and pair it in Chapter 12 with whatever measured industrial machine can</w:t>
+      </w:r>
+    </w:p>
+    <w:p>
+      <w:pPr>
+        <w:jc w:val="both"/>
+      </w:pPr>
+      <w:r>
+        <w:t>be obtained, from ABB through Ikäheimo. The chapter then has a designed machine and a</w:t>
+      </w:r>
+    </w:p>
+    <w:p>
+      <w:pPr>
+        <w:jc w:val="both"/>
+      </w:pPr>
+      <w:r>
+        <w:t>measured one, which is honest and still useful.</w:t>
+      </w:r>
+    </w:p>
+    <w:p>
+      <w:pPr>
+        <w:jc w:val="both"/>
+      </w:pPr>
+      <w:r>
+        <w:t>2. Adopt it throughout and change §12.1 to read "from specification to validated design",</w:t>
+      </w:r>
+    </w:p>
+    <w:p>
+      <w:pPr>
+        <w:jc w:val="both"/>
+      </w:pPr>
+      <w:r>
+        <w:t>keeping "to measured performance" for Voltcar alone. This costs the symmetry of the</w:t>
+      </w:r>
+    </w:p>
+    <w:p>
+      <w:pPr>
+        <w:jc w:val="both"/>
+      </w:pPr>
+      <w:r>
+        <w:t>two-machine claim and a reviewer may notice.</w:t>
+      </w:r>
+    </w:p>
+    <w:p>
+      <w:pPr>
+        <w:jc w:val="both"/>
+      </w:pPr>
+      <w:r>
+        <w:t>Even with the caveat, this is a considerably better candidate than the unattached compressor</w:t>
+      </w:r>
+    </w:p>
+    <w:p>
+      <w:pPr>
+        <w:jc w:val="both"/>
+      </w:pPr>
+      <w:r>
+        <w:t>drive currently in the plan. Recommend adopting it subject to that one question.</w:t>
+      </w:r>
+    </w:p>
     <w:sectPr>
       <w:pgSz w:w="12240" w:h="15840"/>
       <w:pgMar w:top="1440" w:right="1800" w:bottom="1440" w:left="1800" w:header="720" w:footer="720" w:gutter="0"/>

--- a/chapter1/Chapter_Ownership.docx
+++ b/chapter1/Chapter_Ownership.docx
@@ -2456,6 +2456,547 @@
         <w:t>drive currently in the plan. Recommend adopting it subject to that one question.</w:t>
       </w:r>
     </w:p>
+    <w:p>
+      <w:pPr>
+        <w:pStyle w:val="Heading2"/>
+      </w:pPr>
+      <w:r>
+        <w:t>Review of the fourteen-chapter ownership map</w:t>
+      </w:r>
+    </w:p>
+    <w:p>
+      <w:pPr>
+        <w:jc w:val="both"/>
+      </w:pPr>
+      <w:r>
+        <w:t>The map is a real improvement. Every chapter has one owner; Hinkkanen gets Chapter 12 and</w:t>
+      </w:r>
+    </w:p>
+    <w:p>
+      <w:pPr>
+        <w:jc w:val="both"/>
+      </w:pPr>
+      <w:r>
+        <w:t>the awkwardness of a peer professor writing inside Peltoniemi's chapter disappears; Rasilo</w:t>
+      </w:r>
+    </w:p>
+    <w:p>
+      <w:pPr>
+        <w:jc w:val="both"/>
+      </w:pPr>
+      <w:r>
+        <w:t>is an excellent name for core losses and adds Tampere to a list that was LUT, Aalto and</w:t>
+      </w:r>
+    </w:p>
+    <w:p>
+      <w:pPr>
+        <w:jc w:val="both"/>
+      </w:pPr>
+      <w:r>
+        <w:t>Newcastle; and the page budget still lands at 452 against the 450 target. Four things</w:t>
+      </w:r>
+    </w:p>
+    <w:p>
+      <w:pPr>
+        <w:jc w:val="both"/>
+      </w:pPr>
+      <w:r>
+        <w:t>should be settled before it goes out.</w:t>
+      </w:r>
+    </w:p>
+    <w:p>
+      <w:pPr>
+        <w:pStyle w:val="Heading3"/>
+      </w:pPr>
+      <w:r>
+        <w:t>1. The authors would write 23 per cent of their own book</w:t>
+      </w:r>
+    </w:p>
+    <w:p>
+      <w:pPr>
+        <w:jc w:val="both"/>
+      </w:pPr>
+      <w:r>
+        <w:t>Chapters 1, 3 and 7, ninety-six pages of four hundred and twelve. Wiley is being asked for</w:t>
+      </w:r>
+    </w:p>
+    <w:p>
+      <w:pPr>
+        <w:jc w:val="both"/>
+      </w:pPr>
+      <w:r>
+        <w:t>an authored book with three names on the cover; a reviewer who counts will see a contributed</w:t>
+      </w:r>
+    </w:p>
+    <w:p>
+      <w:pPr>
+        <w:jc w:val="both"/>
+      </w:pPr>
+      <w:r>
+        <w:t>volume with three editors. The earlier map had the authors on six chapters of thirteen.</w:t>
+      </w:r>
+    </w:p>
+    <w:p>
+      <w:pPr>
+        <w:jc w:val="both"/>
+      </w:pPr>
+      <w:r>
+        <w:t>What moved out matters more than the count. Chapters 13 and 14 are where the book's own</w:t>
+      </w:r>
+    </w:p>
+    <w:p>
+      <w:pPr>
+        <w:jc w:val="both"/>
+      </w:pPr>
+      <w:r>
+        <w:t>procedure is shown working on the two running machines. If both go to outsiders, the authors</w:t>
+      </w:r>
+    </w:p>
+    <w:p>
+      <w:pPr>
+        <w:jc w:val="both"/>
+      </w:pPr>
+      <w:r>
+        <w:t>never demonstrate the method they spent seven chapters arguing for.</w:t>
+      </w:r>
+    </w:p>
+    <w:p>
+      <w:pPr>
+        <w:jc w:val="both"/>
+      </w:pPr>
+      <w:r>
+        <w:t>The industrial running machine is now LUT's own 2 MW solid-rotor machine, supervised by two</w:t>
+      </w:r>
+    </w:p>
+    <w:p>
+      <w:pPr>
+        <w:jc w:val="both"/>
+      </w:pPr>
+      <w:r>
+        <w:t>of the three authors, and the test data is unpublished and in their hands. Chapter 13 should</w:t>
+      </w:r>
+    </w:p>
+    <w:p>
+      <w:pPr>
+        <w:jc w:val="both"/>
+      </w:pPr>
+      <w:r>
+        <w:t>therefore be the authors', with Tiainen and Jaatinen-Värri as co-authors for the compressor</w:t>
+      </w:r>
+    </w:p>
+    <w:p>
+      <w:pPr>
+        <w:jc w:val="both"/>
+      </w:pPr>
+      <w:r>
+        <w:t>and ORC side. That restores the authored-book balance to four chapters and about a third of</w:t>
+      </w:r>
+    </w:p>
+    <w:p>
+      <w:pPr>
+        <w:jc w:val="both"/>
+      </w:pPr>
+      <w:r>
+        <w:t>the text, and it puts the machine's own people in charge of reporting it.</w:t>
+      </w:r>
+    </w:p>
+    <w:p>
+      <w:pPr>
+        <w:jc w:val="both"/>
+      </w:pPr>
+      <w:r>
+        <w:t>Chapter 14 can stay with Pippuri-Mäkeläinen, because Voltcar is VTT's and the data is</w:t>
+      </w:r>
+    </w:p>
+    <w:p>
+      <w:pPr>
+        <w:jc w:val="both"/>
+      </w:pPr>
+      <w:r>
+        <w:t>theirs.</w:t>
+      </w:r>
+    </w:p>
+    <w:p>
+      <w:pPr>
+        <w:pStyle w:val="Heading3"/>
+      </w:pPr>
+      <w:r>
+        <w:t>2. Chapter 14 has lost the aerospace generator and the e-turbocharger</w:t>
+      </w:r>
+    </w:p>
+    <w:p>
+      <w:pPr>
+        <w:jc w:val="both"/>
+      </w:pPr>
+      <w:r>
+        <w:t xml:space="preserve">The title now reads </w:t>
+      </w:r>
+      <w:r>
+        <w:rPr>
+          <w:i/>
+        </w:rPr>
+        <w:t>Mobile case studies: traction</w:t>
+      </w:r>
+      <w:r>
+        <w:t>. One machine in thirty pages, and the</w:t>
+      </w:r>
+    </w:p>
+    <w:p>
+      <w:pPr>
+        <w:jc w:val="both"/>
+      </w:pPr>
+      <w:r>
+        <w:t>mobile paradigm is represented by a single 120 kW traction motor.</w:t>
+      </w:r>
+    </w:p>
+    <w:p>
+      <w:pPr>
+        <w:jc w:val="both"/>
+      </w:pPr>
+      <w:r>
+        <w:t>That costs three things. The e-turbocharger above 100 000 r/min is what makes the book's</w:t>
+      </w:r>
+    </w:p>
+    <w:p>
+      <w:pPr>
+        <w:jc w:val="both"/>
+      </w:pPr>
+      <w:r>
+        <w:t>claimed speed range credible; without it the highest speed in the book is 30 000 r/min.</w:t>
+      </w:r>
+    </w:p>
+    <w:p>
+      <w:pPr>
+        <w:jc w:val="both"/>
+      </w:pPr>
+      <w:r>
+        <w:t>Aerospace is the current market the editor asked about. And the closing section, where the</w:t>
+      </w:r>
+    </w:p>
+    <w:p>
+      <w:pPr>
+        <w:jc w:val="both"/>
+      </w:pPr>
+      <w:r>
+        <w:t>two paradigms are revisited with the completed designs in hand, needs range on the mobile</w:t>
+      </w:r>
+    </w:p>
+    <w:p>
+      <w:pPr>
+        <w:jc w:val="both"/>
+      </w:pPr>
+      <w:r>
+        <w:t>side or it compares one machine with one machine.</w:t>
+      </w:r>
+    </w:p>
+    <w:p>
+      <w:pPr>
+        <w:jc w:val="both"/>
+      </w:pPr>
+      <w:r>
+        <w:t>Keep the title and the three sections, and let Pippuri-Mäkeläinen recruit for the two she</w:t>
+      </w:r>
+    </w:p>
+    <w:p>
+      <w:pPr>
+        <w:jc w:val="both"/>
+      </w:pPr>
+      <w:r>
+        <w:t>cannot cover, exactly as Saari is being asked to do for the mobile applications in</w:t>
+      </w:r>
+    </w:p>
+    <w:p>
+      <w:pPr>
+        <w:jc w:val="both"/>
+      </w:pPr>
+      <w:r>
+        <w:t>Chapter 2.</w:t>
+      </w:r>
+    </w:p>
+    <w:p>
+      <w:pPr>
+        <w:pStyle w:val="Heading3"/>
+      </w:pPr>
+      <w:r>
+        <w:t>3. Chapter 13 has two owners</w:t>
+      </w:r>
+    </w:p>
+    <w:p>
+      <w:pPr>
+        <w:jc w:val="both"/>
+      </w:pPr>
+      <w:r>
+        <w:t>Tiainen and Jaatinen-Värri both. That is the arrangement the rule exists to prevent, unless</w:t>
+      </w:r>
+    </w:p>
+    <w:p>
+      <w:pPr>
+        <w:jc w:val="both"/>
+      </w:pPr>
+      <w:r>
+        <w:t>they are treated as one unit with one of them named as the contact, in the way Sopanen's</w:t>
+      </w:r>
+    </w:p>
+    <w:p>
+      <w:pPr>
+        <w:jc w:val="both"/>
+      </w:pPr>
+      <w:r>
+        <w:t>group is.</w:t>
+      </w:r>
+    </w:p>
+    <w:p>
+      <w:pPr>
+        <w:jc w:val="both"/>
+      </w:pPr>
+      <w:r>
+        <w:t>There is a second mismatch underneath it. They are turbomachinery people and the chapter's</w:t>
+      </w:r>
+    </w:p>
+    <w:p>
+      <w:pPr>
+        <w:jc w:val="both"/>
+      </w:pPr>
+      <w:r>
+        <w:t>first section is the measured performance of an electrical machine. They are the right</w:t>
+      </w:r>
+    </w:p>
+    <w:p>
+      <w:pPr>
+        <w:jc w:val="both"/>
+      </w:pPr>
+      <w:r>
+        <w:t>authors for the driven machine and the wrong ones for the motor. Section 1 above resolves</w:t>
+      </w:r>
+    </w:p>
+    <w:p>
+      <w:pPr>
+        <w:jc w:val="both"/>
+      </w:pPr>
+      <w:r>
+        <w:t>both: the authors own it, and the turbomachinery pair write the compressor and ORC side as</w:t>
+      </w:r>
+    </w:p>
+    <w:p>
+      <w:pPr>
+        <w:jc w:val="both"/>
+      </w:pPr>
+      <w:r>
+        <w:t>co-authors.</w:t>
+      </w:r>
+    </w:p>
+    <w:p>
+      <w:pPr>
+        <w:pStyle w:val="Heading3"/>
+      </w:pPr>
+      <w:r>
+        <w:t>4. Nobody owns the aerodynamic losses of Chapter 9</w:t>
+      </w:r>
+    </w:p>
+    <w:p>
+      <w:pPr>
+        <w:jc w:val="both"/>
+      </w:pPr>
+      <w:r>
+        <w:t xml:space="preserve">The chapter is </w:t>
+      </w:r>
+      <w:r>
+        <w:rPr>
+          <w:i/>
+        </w:rPr>
+        <w:t>Core, rotor and aerodynamic losses</w:t>
+      </w:r>
+      <w:r>
+        <w:t xml:space="preserve"> and Rasilo is a core-loss and</w:t>
+      </w:r>
+    </w:p>
+    <w:p>
+      <w:pPr>
+        <w:jc w:val="both"/>
+      </w:pPr>
+      <w:r>
+        <w:t>magnetic-materials specialist. Windage and Taylor–Couette flow are not his field, and it</w:t>
+      </w:r>
+    </w:p>
+    <w:p>
+      <w:pPr>
+        <w:jc w:val="both"/>
+      </w:pPr>
+      <w:r>
+        <w:t>would be unfair to hand them to him inside a chapter he owns.</w:t>
+      </w:r>
+    </w:p>
+    <w:p>
+      <w:pPr>
+        <w:jc w:val="both"/>
+      </w:pPr>
+      <w:r>
+        <w:t>Two ways out. Either he recruits Saari for §9.8, which is what the model is for and what</w:t>
+      </w:r>
+    </w:p>
+    <w:p>
+      <w:pPr>
+        <w:jc w:val="both"/>
+      </w:pPr>
+      <w:r>
+        <w:t>Saari has said he would like. Or the aerodynamic material moves into Chapter 10, where the</w:t>
+      </w:r>
+    </w:p>
+    <w:p>
+      <w:pPr>
+        <w:jc w:val="both"/>
+      </w:pPr>
+      <w:r>
+        <w:t>air-gap flow is already treated as one problem producing both windage and convection, and</w:t>
+      </w:r>
+    </w:p>
+    <w:p>
+      <w:pPr>
+        <w:jc w:val="both"/>
+      </w:pPr>
+      <w:r>
+        <w:t xml:space="preserve">Chapter 9 becomes </w:t>
+      </w:r>
+      <w:r>
+        <w:rPr>
+          <w:i/>
+        </w:rPr>
+        <w:t>Core and rotor losses at high speed</w:t>
+      </w:r>
+      <w:r>
+        <w:t>. The second is cleaner physically</w:t>
+      </w:r>
+    </w:p>
+    <w:p>
+      <w:pPr>
+        <w:jc w:val="both"/>
+      </w:pPr>
+      <w:r>
+        <w:t>and the proposal already argues for it; the first is easier and keeps Saari's name in the</w:t>
+      </w:r>
+    </w:p>
+    <w:p>
+      <w:pPr>
+        <w:jc w:val="both"/>
+      </w:pPr>
+      <w:r>
+        <w:t>book if he declines Chapter 2.</w:t>
+      </w:r>
+    </w:p>
+    <w:p>
+      <w:pPr>
+        <w:pStyle w:val="Heading3"/>
+      </w:pPr>
+      <w:r>
+        <w:t>Smaller points</w:t>
+      </w:r>
+    </w:p>
+    <w:p>
+      <w:pPr>
+        <w:pStyle w:val="ListBullet"/>
+      </w:pPr>
+      <w:r>
+        <w:rPr>
+          <w:b/>
+        </w:rPr>
+        <w:t>Chapter 3</w:t>
+      </w:r>
+      <w:r>
+        <w:t xml:space="preserve"> is marked "authors, plus perhaps someone for each machine type". Four or</w:t>
+      </w:r>
+    </w:p>
+    <w:p>
+      <w:pPr>
+        <w:jc w:val="both"/>
+      </w:pPr>
+      <w:r>
+        <w:t>five outside hands in one chapter is how the earlier problem started. Ikäheimo on the</w:t>
+      </w:r>
+    </w:p>
+    <w:p>
+      <w:pPr>
+        <w:jc w:val="both"/>
+      </w:pPr>
+      <w:r>
+        <w:t>induction machines is enough; anyone further should be his recruit, not a separate one.</w:t>
+      </w:r>
+    </w:p>
+    <w:p>
+      <w:pPr>
+        <w:pStyle w:val="ListBullet"/>
+      </w:pPr>
+      <w:r>
+        <w:rPr>
+          <w:b/>
+        </w:rPr>
+        <w:t>Belahcen</w:t>
+      </w:r>
+      <w:r>
+        <w:t xml:space="preserve"> was told he could lead one or two chapters on winding losses and on core and</w:t>
+      </w:r>
+    </w:p>
+    <w:p>
+      <w:pPr>
+        <w:jc w:val="both"/>
+      </w:pPr>
+      <w:r>
+        <w:t>rotor losses. He now has one. That is within what the email said, but he should hear it</w:t>
+      </w:r>
+    </w:p>
+    <w:p>
+      <w:pPr>
+        <w:jc w:val="both"/>
+      </w:pPr>
+      <w:r>
+        <w:t>from us rather than discover it in the table of contents, and Rasilo's name should be</w:t>
+      </w:r>
+    </w:p>
+    <w:p>
+      <w:pPr>
+        <w:jc w:val="both"/>
+      </w:pPr>
+      <w:r>
+        <w:t>mentioned to him before it is fixed.</w:t>
+      </w:r>
+    </w:p>
+    <w:p>
+      <w:pPr>
+        <w:pStyle w:val="ListBullet"/>
+      </w:pPr>
+      <w:r>
+        <w:rPr>
+          <w:b/>
+        </w:rPr>
+        <w:t>Splitting the drive chapter</w:t>
+      </w:r>
+      <w:r>
+        <w:t xml:space="preserve"> reintroduces the converter-and-control boundary the book</w:t>
+      </w:r>
+    </w:p>
+    <w:p>
+      <w:pPr>
+        <w:jc w:val="both"/>
+      </w:pPr>
+      <w:r>
+        <w:t>criticises elsewhere. Worth accepting for a named control owner, but Chapter 12 should</w:t>
+      </w:r>
+    </w:p>
+    <w:p>
+      <w:pPr>
+        <w:jc w:val="both"/>
+      </w:pPr>
+      <w:r>
+        <w:t>open by saying it continues Chapter 11, and the section matching each machine to its</w:t>
+      </w:r>
+    </w:p>
+    <w:p>
+      <w:pPr>
+        <w:jc w:val="both"/>
+      </w:pPr>
+      <w:r>
+        <w:t>converter should sit in one chapter, not be divided between them.</w:t>
+      </w:r>
+    </w:p>
     <w:sectPr>
       <w:pgSz w:w="12240" w:h="15840"/>
       <w:pgMar w:top="1440" w:right="1800" w:bottom="1440" w:left="1800" w:header="720" w:footer="720" w:gutter="0"/>
